--- a/backend-exhibits/Sharefile to Google (Mydrive & ShareDrive) Standard Included.docx
+++ b/backend-exhibits/Sharefile to Google (Mydrive & ShareDrive) Standard Included.docx
@@ -39,14 +39,14 @@
               <w:ind w:left="52"/>
               <w:jc w:val="center"/>
               <w:rPr>
-                <w:rFonts w:ascii="Arial" w:hAnsi="Arial" w:cs="Arial"/>
-                <w:sz w:val="21"/>
-                <w:szCs w:val="21"/>
-              </w:rPr>
-            </w:pPr>
-            <w:r>
-              <w:rPr>
-                <w:rFonts w:ascii="Arial" w:eastAsia="Arial" w:hAnsi="Arial" w:cs="Arial"/>
+                <w:rFonts w:ascii="Arial" w:hAnsi="Arial" w:cs="Arial" w:eastAsia="Arial"/>
+                <w:sz w:val="21"/>
+                <w:szCs w:val="21"/>
+              </w:rPr>
+            </w:pPr>
+            <w:r>
+              <w:rPr>
+                <w:rFonts w:ascii="Arial" w:hAnsi="Arial" w:cs="Arial" w:eastAsia="Arial"/>
                 <w:b/>
                 <w:sz w:val="21"/>
                 <w:szCs w:val="21"/>
@@ -55,7 +55,7 @@
             </w:r>
             <w:r>
               <w:rPr>
-                <w:rFonts w:ascii="Arial" w:eastAsia="Arial" w:hAnsi="Arial" w:cs="Arial"/>
+                <w:rFonts w:ascii="Arial" w:hAnsi="Arial" w:cs="Arial" w:eastAsia="Arial"/>
                 <w:b/>
                 <w:sz w:val="21"/>
                 <w:szCs w:val="21"/>
@@ -64,7 +64,7 @@
             </w:r>
             <w:r>
               <w:rPr>
-                <w:rFonts w:ascii="Arial" w:eastAsia="Arial" w:hAnsi="Arial" w:cs="Arial"/>
+                <w:rFonts w:ascii="Arial" w:hAnsi="Arial" w:cs="Arial" w:eastAsia="Arial"/>
                 <w:b/>
                 <w:sz w:val="21"/>
                 <w:szCs w:val="21"/>
@@ -73,7 +73,7 @@
             </w:r>
             <w:r>
               <w:rPr>
-                <w:rFonts w:ascii="Arial" w:eastAsia="Arial" w:hAnsi="Arial" w:cs="Arial"/>
+                <w:rFonts w:ascii="Arial" w:hAnsi="Arial" w:cs="Arial" w:eastAsia="Arial"/>
                 <w:b/>
                 <w:sz w:val="21"/>
                 <w:szCs w:val="21"/>
@@ -82,7 +82,7 @@
             </w:r>
             <w:r>
               <w:rPr>
-                <w:rFonts w:ascii="Arial" w:eastAsia="Arial" w:hAnsi="Arial" w:cs="Arial"/>
+                <w:rFonts w:ascii="Arial" w:hAnsi="Arial" w:cs="Arial" w:eastAsia="Arial"/>
                 <w:b/>
                 <w:sz w:val="21"/>
                 <w:szCs w:val="21"/>
@@ -91,7 +91,7 @@
             </w:r>
             <w:r>
               <w:rPr>
-                <w:rFonts w:ascii="Arial" w:eastAsia="Arial" w:hAnsi="Arial" w:cs="Arial"/>
+                <w:rFonts w:ascii="Arial" w:hAnsi="Arial" w:cs="Arial" w:eastAsia="Arial"/>
                 <w:b/>
                 <w:sz w:val="21"/>
                 <w:szCs w:val="21"/>
@@ -100,7 +100,7 @@
             </w:r>
             <w:r>
               <w:rPr>
-                <w:rFonts w:ascii="Arial" w:eastAsia="Arial" w:hAnsi="Arial" w:cs="Arial"/>
+                <w:rFonts w:ascii="Arial" w:hAnsi="Arial" w:cs="Arial" w:eastAsia="Arial"/>
                 <w:b/>
                 <w:sz w:val="21"/>
                 <w:szCs w:val="21"/>
@@ -128,16 +128,16 @@
             <w:pPr>
               <w:ind w:left="3"/>
               <w:rPr>
-                <w:rFonts w:ascii="Arial" w:hAnsi="Arial" w:cs="Arial"/>
-                <w:b/>
-                <w:bCs/>
-                <w:sz w:val="21"/>
-                <w:szCs w:val="21"/>
-              </w:rPr>
-            </w:pPr>
-            <w:r>
-              <w:rPr>
-                <w:rFonts w:ascii="Arial" w:hAnsi="Arial" w:cs="Arial"/>
+                <w:rFonts w:ascii="Arial" w:hAnsi="Arial" w:cs="Arial" w:eastAsia="Arial"/>
+                <w:b/>
+                <w:bCs/>
+                <w:sz w:val="21"/>
+                <w:szCs w:val="21"/>
+              </w:rPr>
+            </w:pPr>
+            <w:r>
+              <w:rPr>
+                <w:rFonts w:ascii="Arial" w:hAnsi="Arial" w:cs="Arial" w:eastAsia="Arial"/>
                 <w:b/>
                 <w:bCs/>
                 <w:sz w:val="21"/>
@@ -160,14 +160,14 @@
           <w:p>
             <w:pPr>
               <w:rPr>
-                <w:rFonts w:ascii="Arial" w:hAnsi="Arial" w:cs="Arial"/>
-                <w:sz w:val="21"/>
-                <w:szCs w:val="21"/>
-              </w:rPr>
-            </w:pPr>
-            <w:r>
-              <w:rPr>
-                <w:rFonts w:ascii="Arial" w:hAnsi="Arial" w:cs="Arial"/>
+                <w:rFonts w:ascii="Arial" w:hAnsi="Arial" w:cs="Arial" w:eastAsia="Arial"/>
+                <w:sz w:val="21"/>
+                <w:szCs w:val="21"/>
+              </w:rPr>
+            </w:pPr>
+            <w:r>
+              <w:rPr>
+                <w:rFonts w:ascii="Arial" w:hAnsi="Arial" w:cs="Arial" w:eastAsia="Arial"/>
                 <w:sz w:val="21"/>
                 <w:szCs w:val="21"/>
               </w:rPr>
@@ -175,7 +175,7 @@
             </w:r>
             <w:r>
               <w:rPr>
-                <w:rFonts w:ascii="Arial" w:hAnsi="Arial" w:cs="Arial"/>
+                <w:rFonts w:ascii="Arial" w:hAnsi="Arial" w:cs="Arial" w:eastAsia="Arial"/>
                 <w:sz w:val="21"/>
                 <w:szCs w:val="21"/>
               </w:rPr>
@@ -202,16 +202,16 @@
             <w:pPr>
               <w:ind w:left="3"/>
               <w:rPr>
-                <w:rFonts w:ascii="Arial" w:hAnsi="Arial" w:cs="Arial"/>
-                <w:b/>
-                <w:bCs/>
-                <w:sz w:val="21"/>
-                <w:szCs w:val="21"/>
-              </w:rPr>
-            </w:pPr>
-            <w:r>
-              <w:rPr>
-                <w:rFonts w:ascii="Arial" w:hAnsi="Arial" w:cs="Arial"/>
+                <w:rFonts w:ascii="Arial" w:hAnsi="Arial" w:cs="Arial" w:eastAsia="Arial"/>
+                <w:b/>
+                <w:bCs/>
+                <w:sz w:val="21"/>
+                <w:szCs w:val="21"/>
+              </w:rPr>
+            </w:pPr>
+            <w:r>
+              <w:rPr>
+                <w:rFonts w:ascii="Arial" w:hAnsi="Arial" w:cs="Arial" w:eastAsia="Arial"/>
                 <w:b/>
                 <w:bCs/>
                 <w:sz w:val="21"/>
@@ -221,7 +221,7 @@
             </w:r>
             <w:r>
               <w:rPr>
-                <w:rFonts w:ascii="Arial" w:hAnsi="Arial" w:cs="Arial"/>
+                <w:rFonts w:ascii="Arial" w:hAnsi="Arial" w:cs="Arial" w:eastAsia="Arial"/>
                 <w:b/>
                 <w:bCs/>
                 <w:sz w:val="21"/>
@@ -244,14 +244,14 @@
           <w:p>
             <w:pPr>
               <w:rPr>
-                <w:rFonts w:ascii="Arial" w:hAnsi="Arial" w:cs="Arial"/>
-                <w:sz w:val="21"/>
-                <w:szCs w:val="21"/>
-              </w:rPr>
-            </w:pPr>
-            <w:r>
-              <w:rPr>
-                <w:rFonts w:ascii="Arial" w:hAnsi="Arial" w:cs="Arial"/>
+                <w:rFonts w:ascii="Arial" w:hAnsi="Arial" w:cs="Arial" w:eastAsia="Arial"/>
+                <w:sz w:val="21"/>
+                <w:szCs w:val="21"/>
+              </w:rPr>
+            </w:pPr>
+            <w:r>
+              <w:rPr>
+                <w:rFonts w:ascii="Arial" w:hAnsi="Arial" w:cs="Arial" w:eastAsia="Arial"/>
                 <w:sz w:val="21"/>
                 <w:szCs w:val="21"/>
               </w:rPr>
@@ -278,16 +278,16 @@
             <w:pPr>
               <w:ind w:left="3"/>
               <w:rPr>
-                <w:rFonts w:ascii="Arial" w:hAnsi="Arial" w:cs="Arial"/>
-                <w:b/>
-                <w:bCs/>
-                <w:sz w:val="21"/>
-                <w:szCs w:val="21"/>
-              </w:rPr>
-            </w:pPr>
-            <w:r>
-              <w:rPr>
-                <w:rFonts w:ascii="Arial" w:hAnsi="Arial" w:cs="Arial"/>
+                <w:rFonts w:ascii="Arial" w:hAnsi="Arial" w:cs="Arial" w:eastAsia="Arial"/>
+                <w:b/>
+                <w:bCs/>
+                <w:sz w:val="21"/>
+                <w:szCs w:val="21"/>
+              </w:rPr>
+            </w:pPr>
+            <w:r>
+              <w:rPr>
+                <w:rFonts w:ascii="Arial" w:hAnsi="Arial" w:cs="Arial" w:eastAsia="Arial"/>
                 <w:b/>
                 <w:bCs/>
                 <w:sz w:val="21"/>
@@ -310,7 +310,7 @@
           <w:p>
             <w:pPr>
               <w:rPr>
-                <w:rFonts w:ascii="Arial" w:hAnsi="Arial" w:cs="Arial"/>
+                <w:rFonts w:ascii="Arial" w:hAnsi="Arial" w:cs="Arial" w:eastAsia="Arial"/>
                 <w:sz w:val="21"/>
                 <w:szCs w:val="21"/>
               </w:rPr>
@@ -318,7 +318,7 @@
             <w:proofErr w:type="spellStart"/>
             <w:r>
               <w:rPr>
-                <w:rFonts w:ascii="Arial" w:hAnsi="Arial" w:cs="Arial"/>
+                <w:rFonts w:ascii="Arial" w:hAnsi="Arial" w:cs="Arial" w:eastAsia="Arial"/>
                 <w:sz w:val="21"/>
                 <w:szCs w:val="21"/>
               </w:rPr>
@@ -327,7 +327,7 @@
             <w:proofErr w:type="spellEnd"/>
             <w:r>
               <w:rPr>
-                <w:rFonts w:ascii="Arial" w:hAnsi="Arial" w:cs="Arial"/>
+                <w:rFonts w:ascii="Arial" w:hAnsi="Arial" w:cs="Arial" w:eastAsia="Arial"/>
                 <w:sz w:val="21"/>
                 <w:szCs w:val="21"/>
               </w:rPr>
@@ -354,16 +354,16 @@
             <w:pPr>
               <w:ind w:left="3"/>
               <w:rPr>
-                <w:rFonts w:ascii="Arial" w:hAnsi="Arial" w:cs="Arial"/>
-                <w:b/>
-                <w:bCs/>
-                <w:sz w:val="21"/>
-                <w:szCs w:val="21"/>
-              </w:rPr>
-            </w:pPr>
-            <w:r>
-              <w:rPr>
-                <w:rFonts w:ascii="Arial" w:hAnsi="Arial" w:cs="Arial"/>
+                <w:rFonts w:ascii="Arial" w:hAnsi="Arial" w:cs="Arial" w:eastAsia="Arial"/>
+                <w:b/>
+                <w:bCs/>
+                <w:sz w:val="21"/>
+                <w:szCs w:val="21"/>
+              </w:rPr>
+            </w:pPr>
+            <w:r>
+              <w:rPr>
+                <w:rFonts w:ascii="Arial" w:hAnsi="Arial" w:cs="Arial" w:eastAsia="Arial"/>
                 <w:b/>
                 <w:bCs/>
                 <w:sz w:val="21"/>
@@ -386,7 +386,7 @@
           <w:p>
             <w:pPr>
               <w:rPr>
-                <w:rFonts w:ascii="Arial" w:hAnsi="Arial" w:cs="Arial"/>
+                <w:rFonts w:ascii="Arial" w:hAnsi="Arial" w:cs="Arial" w:eastAsia="Arial"/>
                 <w:sz w:val="21"/>
                 <w:szCs w:val="21"/>
               </w:rPr>
@@ -394,7 +394,7 @@
             <w:proofErr w:type="spellStart"/>
             <w:r>
               <w:rPr>
-                <w:rFonts w:ascii="Arial" w:hAnsi="Arial" w:cs="Arial"/>
+                <w:rFonts w:ascii="Arial" w:hAnsi="Arial" w:cs="Arial" w:eastAsia="Arial"/>
                 <w:sz w:val="21"/>
                 <w:szCs w:val="21"/>
               </w:rPr>
@@ -403,7 +403,7 @@
             <w:proofErr w:type="spellEnd"/>
             <w:r>
               <w:rPr>
-                <w:rFonts w:ascii="Arial" w:hAnsi="Arial" w:cs="Arial"/>
+                <w:rFonts w:ascii="Arial" w:hAnsi="Arial" w:cs="Arial" w:eastAsia="Arial"/>
                 <w:sz w:val="21"/>
                 <w:szCs w:val="21"/>
               </w:rPr>
@@ -430,16 +430,16 @@
             <w:pPr>
               <w:ind w:left="3"/>
               <w:rPr>
-                <w:rFonts w:ascii="Arial" w:hAnsi="Arial" w:cs="Arial"/>
-                <w:b/>
-                <w:bCs/>
-                <w:sz w:val="21"/>
-                <w:szCs w:val="21"/>
-              </w:rPr>
-            </w:pPr>
-            <w:r>
-              <w:rPr>
-                <w:rFonts w:ascii="Arial" w:hAnsi="Arial" w:cs="Arial"/>
+                <w:rFonts w:ascii="Arial" w:hAnsi="Arial" w:cs="Arial" w:eastAsia="Arial"/>
+                <w:b/>
+                <w:bCs/>
+                <w:sz w:val="21"/>
+                <w:szCs w:val="21"/>
+              </w:rPr>
+            </w:pPr>
+            <w:r>
+              <w:rPr>
+                <w:rFonts w:ascii="Arial" w:hAnsi="Arial" w:cs="Arial" w:eastAsia="Arial"/>
                 <w:b/>
                 <w:bCs/>
                 <w:sz w:val="21"/>
@@ -462,14 +462,14 @@
           <w:p>
             <w:pPr>
               <w:rPr>
-                <w:rFonts w:ascii="Arial" w:hAnsi="Arial" w:cs="Arial"/>
-                <w:sz w:val="21"/>
-                <w:szCs w:val="21"/>
-              </w:rPr>
-            </w:pPr>
-            <w:r>
-              <w:rPr>
-                <w:rFonts w:ascii="Arial" w:hAnsi="Arial" w:cs="Arial"/>
+                <w:rFonts w:ascii="Arial" w:hAnsi="Arial" w:cs="Arial" w:eastAsia="Arial"/>
+                <w:sz w:val="21"/>
+                <w:szCs w:val="21"/>
+              </w:rPr>
+            </w:pPr>
+            <w:r>
+              <w:rPr>
+                <w:rFonts w:ascii="Arial" w:hAnsi="Arial" w:cs="Arial" w:eastAsia="Arial"/>
                 <w:sz w:val="21"/>
                 <w:szCs w:val="21"/>
               </w:rPr>
@@ -496,16 +496,16 @@
             <w:pPr>
               <w:ind w:left="3"/>
               <w:rPr>
-                <w:rFonts w:ascii="Arial" w:hAnsi="Arial" w:cs="Arial"/>
-                <w:b/>
-                <w:bCs/>
-                <w:sz w:val="21"/>
-                <w:szCs w:val="21"/>
-              </w:rPr>
-            </w:pPr>
-            <w:r>
-              <w:rPr>
-                <w:rFonts w:ascii="Arial" w:hAnsi="Arial" w:cs="Arial"/>
+                <w:rFonts w:ascii="Arial" w:hAnsi="Arial" w:cs="Arial" w:eastAsia="Arial"/>
+                <w:b/>
+                <w:bCs/>
+                <w:sz w:val="21"/>
+                <w:szCs w:val="21"/>
+              </w:rPr>
+            </w:pPr>
+            <w:r>
+              <w:rPr>
+                <w:rFonts w:ascii="Arial" w:hAnsi="Arial" w:cs="Arial" w:eastAsia="Arial"/>
                 <w:b/>
                 <w:bCs/>
                 <w:sz w:val="21"/>
@@ -529,14 +529,14 @@
             <w:pPr>
               <w:spacing w:line="240" w:lineRule="auto"/>
               <w:rPr>
-                <w:rFonts w:ascii="Arial" w:eastAsia="Times New Roman" w:hAnsi="Arial" w:cs="Arial"/>
-                <w:sz w:val="21"/>
-                <w:szCs w:val="21"/>
-              </w:rPr>
-            </w:pPr>
-            <w:r>
-              <w:rPr>
-                <w:rFonts w:ascii="Arial" w:hAnsi="Arial" w:cs="Arial"/>
+                <w:rFonts w:ascii="Arial" w:hAnsi="Arial" w:cs="Arial" w:eastAsia="Arial"/>
+                <w:sz w:val="21"/>
+                <w:szCs w:val="21"/>
+              </w:rPr>
+            </w:pPr>
+            <w:r>
+              <w:rPr>
+                <w:rFonts w:ascii="Arial" w:hAnsi="Arial" w:cs="Arial" w:eastAsia="Arial"/>
                 <w:sz w:val="21"/>
                 <w:szCs w:val="21"/>
               </w:rPr>
@@ -546,7 +546,7 @@
           <w:p>
             <w:pPr>
               <w:rPr>
-                <w:rFonts w:ascii="Arial" w:hAnsi="Arial" w:cs="Arial"/>
+                <w:rFonts w:ascii="Arial" w:hAnsi="Arial" w:cs="Arial" w:eastAsia="Arial"/>
                 <w:sz w:val="21"/>
                 <w:szCs w:val="21"/>
               </w:rPr>
@@ -572,16 +572,16 @@
             <w:pPr>
               <w:ind w:left="3"/>
               <w:rPr>
-                <w:rFonts w:ascii="Arial" w:hAnsi="Arial" w:cs="Arial"/>
-                <w:b/>
-                <w:bCs/>
-                <w:sz w:val="21"/>
-                <w:szCs w:val="21"/>
-              </w:rPr>
-            </w:pPr>
-            <w:r>
-              <w:rPr>
-                <w:rFonts w:ascii="Arial" w:hAnsi="Arial" w:cs="Arial"/>
+                <w:rFonts w:ascii="Arial" w:hAnsi="Arial" w:cs="Arial" w:eastAsia="Arial"/>
+                <w:b/>
+                <w:bCs/>
+                <w:sz w:val="21"/>
+                <w:szCs w:val="21"/>
+              </w:rPr>
+            </w:pPr>
+            <w:r>
+              <w:rPr>
+                <w:rFonts w:ascii="Arial" w:hAnsi="Arial" w:cs="Arial" w:eastAsia="Arial"/>
                 <w:b/>
                 <w:bCs/>
                 <w:sz w:val="21"/>
@@ -605,14 +605,14 @@
             <w:pPr>
               <w:spacing w:line="240" w:lineRule="auto"/>
               <w:rPr>
-                <w:rFonts w:ascii="Arial" w:hAnsi="Arial" w:cs="Arial"/>
-                <w:sz w:val="21"/>
-                <w:szCs w:val="21"/>
-              </w:rPr>
-            </w:pPr>
-            <w:r>
-              <w:rPr>
-                <w:rFonts w:ascii="Arial" w:hAnsi="Arial" w:cs="Arial"/>
+                <w:rFonts w:ascii="Arial" w:hAnsi="Arial" w:cs="Arial" w:eastAsia="Arial"/>
+                <w:sz w:val="21"/>
+                <w:szCs w:val="21"/>
+              </w:rPr>
+            </w:pPr>
+            <w:r>
+              <w:rPr>
+                <w:rFonts w:ascii="Arial" w:hAnsi="Arial" w:cs="Arial" w:eastAsia="Arial"/>
                 <w:sz w:val="21"/>
                 <w:szCs w:val="21"/>
               </w:rPr>
@@ -639,16 +639,16 @@
             <w:pPr>
               <w:ind w:left="3"/>
               <w:rPr>
-                <w:rFonts w:ascii="Arial" w:hAnsi="Arial" w:cs="Arial"/>
-                <w:b/>
-                <w:bCs/>
-                <w:sz w:val="21"/>
-                <w:szCs w:val="21"/>
-              </w:rPr>
-            </w:pPr>
-            <w:r>
-              <w:rPr>
-                <w:rFonts w:ascii="Arial" w:hAnsi="Arial" w:cs="Arial"/>
+                <w:rFonts w:ascii="Arial" w:hAnsi="Arial" w:cs="Arial" w:eastAsia="Arial"/>
+                <w:b/>
+                <w:bCs/>
+                <w:sz w:val="21"/>
+                <w:szCs w:val="21"/>
+              </w:rPr>
+            </w:pPr>
+            <w:r>
+              <w:rPr>
+                <w:rFonts w:ascii="Arial" w:hAnsi="Arial" w:cs="Arial" w:eastAsia="Arial"/>
                 <w:b/>
                 <w:bCs/>
                 <w:sz w:val="21"/>
@@ -672,14 +672,14 @@
             <w:pPr>
               <w:spacing w:line="240" w:lineRule="auto"/>
               <w:rPr>
-                <w:rFonts w:ascii="Arial" w:hAnsi="Arial" w:cs="Arial"/>
-                <w:sz w:val="21"/>
-                <w:szCs w:val="21"/>
-              </w:rPr>
-            </w:pPr>
-            <w:r>
-              <w:rPr>
-                <w:rFonts w:ascii="Arial" w:hAnsi="Arial" w:cs="Arial"/>
+                <w:rFonts w:ascii="Arial" w:hAnsi="Arial" w:cs="Arial" w:eastAsia="Arial"/>
+                <w:sz w:val="21"/>
+                <w:szCs w:val="21"/>
+              </w:rPr>
+            </w:pPr>
+            <w:r>
+              <w:rPr>
+                <w:rFonts w:ascii="Arial" w:hAnsi="Arial" w:cs="Arial" w:eastAsia="Arial"/>
                 <w:sz w:val="21"/>
                 <w:szCs w:val="21"/>
               </w:rPr>
@@ -687,7 +687,7 @@
             </w:r>
             <w:r>
               <w:rPr>
-                <w:rFonts w:ascii="Arial" w:hAnsi="Arial" w:cs="Arial"/>
+                <w:rFonts w:ascii="Arial" w:hAnsi="Arial" w:cs="Arial" w:eastAsia="Arial"/>
                 <w:sz w:val="21"/>
                 <w:szCs w:val="21"/>
               </w:rPr>
@@ -735,14 +735,14 @@
               <w:ind w:left="52"/>
               <w:jc w:val="center"/>
               <w:rPr>
-                <w:rFonts w:ascii="Arial" w:hAnsi="Arial" w:cs="Arial"/>
-                <w:sz w:val="21"/>
-                <w:szCs w:val="21"/>
-              </w:rPr>
-            </w:pPr>
-            <w:r>
-              <w:rPr>
-                <w:rFonts w:ascii="Arial" w:eastAsia="Arial" w:hAnsi="Arial" w:cs="Arial"/>
+                <w:rFonts w:ascii="Arial" w:hAnsi="Arial" w:cs="Arial" w:eastAsia="Arial"/>
+                <w:sz w:val="21"/>
+                <w:szCs w:val="21"/>
+              </w:rPr>
+            </w:pPr>
+            <w:r>
+              <w:rPr>
+                <w:rFonts w:ascii="Arial" w:hAnsi="Arial" w:cs="Arial" w:eastAsia="Arial"/>
                 <w:b/>
                 <w:sz w:val="21"/>
                 <w:szCs w:val="21"/>
@@ -751,7 +751,7 @@
             </w:r>
             <w:r>
               <w:rPr>
-                <w:rFonts w:ascii="Arial" w:eastAsia="Arial" w:hAnsi="Arial" w:cs="Arial"/>
+                <w:rFonts w:ascii="Arial" w:hAnsi="Arial" w:cs="Arial" w:eastAsia="Arial"/>
                 <w:b/>
                 <w:sz w:val="21"/>
                 <w:szCs w:val="21"/>
@@ -760,7 +760,7 @@
             </w:r>
             <w:r>
               <w:rPr>
-                <w:rFonts w:ascii="Arial" w:eastAsia="Arial" w:hAnsi="Arial" w:cs="Arial"/>
+                <w:rFonts w:ascii="Arial" w:hAnsi="Arial" w:cs="Arial" w:eastAsia="Arial"/>
                 <w:b/>
                 <w:sz w:val="21"/>
                 <w:szCs w:val="21"/>
@@ -769,7 +769,7 @@
             </w:r>
             <w:r>
               <w:rPr>
-                <w:rFonts w:ascii="Arial" w:eastAsia="Arial" w:hAnsi="Arial" w:cs="Arial"/>
+                <w:rFonts w:ascii="Arial" w:hAnsi="Arial" w:cs="Arial" w:eastAsia="Arial"/>
                 <w:b/>
                 <w:sz w:val="21"/>
                 <w:szCs w:val="21"/>
@@ -778,7 +778,7 @@
             </w:r>
             <w:r>
               <w:rPr>
-                <w:rFonts w:ascii="Arial" w:eastAsia="Arial" w:hAnsi="Arial" w:cs="Arial"/>
+                <w:rFonts w:ascii="Arial" w:hAnsi="Arial" w:cs="Arial" w:eastAsia="Arial"/>
                 <w:b/>
                 <w:sz w:val="21"/>
                 <w:szCs w:val="21"/>
@@ -806,16 +806,16 @@
             <w:pPr>
               <w:ind w:left="3"/>
               <w:rPr>
-                <w:rFonts w:ascii="Arial" w:hAnsi="Arial" w:cs="Arial"/>
-                <w:b/>
-                <w:bCs/>
-                <w:sz w:val="21"/>
-                <w:szCs w:val="21"/>
-              </w:rPr>
-            </w:pPr>
-            <w:r>
-              <w:rPr>
-                <w:rFonts w:ascii="Arial" w:hAnsi="Arial" w:cs="Arial"/>
+                <w:rFonts w:ascii="Arial" w:hAnsi="Arial" w:cs="Arial" w:eastAsia="Arial"/>
+                <w:b/>
+                <w:bCs/>
+                <w:sz w:val="21"/>
+                <w:szCs w:val="21"/>
+              </w:rPr>
+            </w:pPr>
+            <w:r>
+              <w:rPr>
+                <w:rFonts w:ascii="Arial" w:hAnsi="Arial" w:cs="Arial" w:eastAsia="Arial"/>
                 <w:b/>
                 <w:bCs/>
                 <w:sz w:val="21"/>
@@ -838,14 +838,14 @@
           <w:p>
             <w:pPr>
               <w:rPr>
-                <w:rFonts w:ascii="Arial" w:hAnsi="Arial" w:cs="Arial"/>
-                <w:sz w:val="21"/>
-                <w:szCs w:val="21"/>
-              </w:rPr>
-            </w:pPr>
-            <w:r>
-              <w:rPr>
-                <w:rFonts w:ascii="Arial" w:hAnsi="Arial" w:cs="Arial"/>
+                <w:rFonts w:ascii="Arial" w:hAnsi="Arial" w:cs="Arial" w:eastAsia="Arial"/>
+                <w:sz w:val="21"/>
+                <w:szCs w:val="21"/>
+              </w:rPr>
+            </w:pPr>
+            <w:r>
+              <w:rPr>
+                <w:rFonts w:ascii="Arial" w:hAnsi="Arial" w:cs="Arial" w:eastAsia="Arial"/>
                 <w:sz w:val="21"/>
                 <w:szCs w:val="21"/>
               </w:rPr>
@@ -853,7 +853,7 @@
             </w:r>
             <w:r>
               <w:rPr>
-                <w:rFonts w:ascii="Arial" w:hAnsi="Arial" w:cs="Arial"/>
+                <w:rFonts w:ascii="Arial" w:hAnsi="Arial" w:cs="Arial" w:eastAsia="Arial"/>
                 <w:sz w:val="21"/>
                 <w:szCs w:val="21"/>
               </w:rPr>
@@ -880,16 +880,16 @@
             <w:pPr>
               <w:ind w:left="3"/>
               <w:rPr>
-                <w:rFonts w:ascii="Arial" w:hAnsi="Arial" w:cs="Arial"/>
-                <w:b/>
-                <w:bCs/>
-                <w:sz w:val="21"/>
-                <w:szCs w:val="21"/>
-              </w:rPr>
-            </w:pPr>
-            <w:r>
-              <w:rPr>
-                <w:rFonts w:ascii="Arial" w:hAnsi="Arial" w:cs="Arial"/>
+                <w:rFonts w:ascii="Arial" w:hAnsi="Arial" w:cs="Arial" w:eastAsia="Arial"/>
+                <w:b/>
+                <w:bCs/>
+                <w:sz w:val="21"/>
+                <w:szCs w:val="21"/>
+              </w:rPr>
+            </w:pPr>
+            <w:r>
+              <w:rPr>
+                <w:rFonts w:ascii="Arial" w:hAnsi="Arial" w:cs="Arial" w:eastAsia="Arial"/>
                 <w:b/>
                 <w:bCs/>
                 <w:sz w:val="21"/>
@@ -899,7 +899,7 @@
             </w:r>
             <w:r>
               <w:rPr>
-                <w:rFonts w:ascii="Arial" w:hAnsi="Arial" w:cs="Arial"/>
+                <w:rFonts w:ascii="Arial" w:hAnsi="Arial" w:cs="Arial" w:eastAsia="Arial"/>
                 <w:b/>
                 <w:bCs/>
                 <w:sz w:val="21"/>
@@ -922,14 +922,14 @@
           <w:p>
             <w:pPr>
               <w:rPr>
-                <w:rFonts w:ascii="Arial" w:hAnsi="Arial" w:cs="Arial"/>
-                <w:sz w:val="21"/>
-                <w:szCs w:val="21"/>
-              </w:rPr>
-            </w:pPr>
-            <w:r>
-              <w:rPr>
-                <w:rFonts w:ascii="Arial" w:hAnsi="Arial" w:cs="Arial"/>
+                <w:rFonts w:ascii="Arial" w:hAnsi="Arial" w:cs="Arial" w:eastAsia="Arial"/>
+                <w:sz w:val="21"/>
+                <w:szCs w:val="21"/>
+              </w:rPr>
+            </w:pPr>
+            <w:r>
+              <w:rPr>
+                <w:rFonts w:ascii="Arial" w:hAnsi="Arial" w:cs="Arial" w:eastAsia="Arial"/>
                 <w:sz w:val="21"/>
                 <w:szCs w:val="21"/>
               </w:rPr>
@@ -956,16 +956,16 @@
             <w:pPr>
               <w:ind w:left="3"/>
               <w:rPr>
-                <w:rFonts w:ascii="Arial" w:hAnsi="Arial" w:cs="Arial"/>
-                <w:b/>
-                <w:bCs/>
-                <w:sz w:val="21"/>
-                <w:szCs w:val="21"/>
-              </w:rPr>
-            </w:pPr>
-            <w:r>
-              <w:rPr>
-                <w:rFonts w:ascii="Arial" w:hAnsi="Arial" w:cs="Arial"/>
+                <w:rFonts w:ascii="Arial" w:hAnsi="Arial" w:cs="Arial" w:eastAsia="Arial"/>
+                <w:b/>
+                <w:bCs/>
+                <w:sz w:val="21"/>
+                <w:szCs w:val="21"/>
+              </w:rPr>
+            </w:pPr>
+            <w:r>
+              <w:rPr>
+                <w:rFonts w:ascii="Arial" w:hAnsi="Arial" w:cs="Arial" w:eastAsia="Arial"/>
                 <w:b/>
                 <w:bCs/>
                 <w:sz w:val="21"/>
@@ -988,7 +988,7 @@
           <w:p>
             <w:pPr>
               <w:rPr>
-                <w:rFonts w:ascii="Arial" w:hAnsi="Arial" w:cs="Arial"/>
+                <w:rFonts w:ascii="Arial" w:hAnsi="Arial" w:cs="Arial" w:eastAsia="Arial"/>
                 <w:sz w:val="21"/>
                 <w:szCs w:val="21"/>
               </w:rPr>
@@ -996,7 +996,7 @@
             <w:proofErr w:type="spellStart"/>
             <w:r>
               <w:rPr>
-                <w:rFonts w:ascii="Arial" w:hAnsi="Arial" w:cs="Arial"/>
+                <w:rFonts w:ascii="Arial" w:hAnsi="Arial" w:cs="Arial" w:eastAsia="Arial"/>
                 <w:sz w:val="21"/>
                 <w:szCs w:val="21"/>
               </w:rPr>
@@ -1005,7 +1005,7 @@
             <w:proofErr w:type="spellEnd"/>
             <w:r>
               <w:rPr>
-                <w:rFonts w:ascii="Arial" w:hAnsi="Arial" w:cs="Arial"/>
+                <w:rFonts w:ascii="Arial" w:hAnsi="Arial" w:cs="Arial" w:eastAsia="Arial"/>
                 <w:sz w:val="21"/>
                 <w:szCs w:val="21"/>
               </w:rPr>
@@ -1032,16 +1032,16 @@
             <w:pPr>
               <w:ind w:left="3"/>
               <w:rPr>
-                <w:rFonts w:ascii="Arial" w:hAnsi="Arial" w:cs="Arial"/>
-                <w:b/>
-                <w:bCs/>
-                <w:sz w:val="21"/>
-                <w:szCs w:val="21"/>
-              </w:rPr>
-            </w:pPr>
-            <w:r>
-              <w:rPr>
-                <w:rFonts w:ascii="Arial" w:hAnsi="Arial" w:cs="Arial"/>
+                <w:rFonts w:ascii="Arial" w:hAnsi="Arial" w:cs="Arial" w:eastAsia="Arial"/>
+                <w:b/>
+                <w:bCs/>
+                <w:sz w:val="21"/>
+                <w:szCs w:val="21"/>
+              </w:rPr>
+            </w:pPr>
+            <w:r>
+              <w:rPr>
+                <w:rFonts w:ascii="Arial" w:hAnsi="Arial" w:cs="Arial" w:eastAsia="Arial"/>
                 <w:b/>
                 <w:bCs/>
                 <w:sz w:val="21"/>
@@ -1064,7 +1064,7 @@
           <w:p>
             <w:pPr>
               <w:rPr>
-                <w:rFonts w:ascii="Arial" w:hAnsi="Arial" w:cs="Arial"/>
+                <w:rFonts w:ascii="Arial" w:hAnsi="Arial" w:cs="Arial" w:eastAsia="Arial"/>
                 <w:sz w:val="21"/>
                 <w:szCs w:val="21"/>
               </w:rPr>
@@ -1072,7 +1072,7 @@
             <w:proofErr w:type="spellStart"/>
             <w:r>
               <w:rPr>
-                <w:rFonts w:ascii="Arial" w:hAnsi="Arial" w:cs="Arial"/>
+                <w:rFonts w:ascii="Arial" w:hAnsi="Arial" w:cs="Arial" w:eastAsia="Arial"/>
                 <w:sz w:val="21"/>
                 <w:szCs w:val="21"/>
               </w:rPr>
@@ -1081,7 +1081,7 @@
             <w:proofErr w:type="spellEnd"/>
             <w:r>
               <w:rPr>
-                <w:rFonts w:ascii="Arial" w:hAnsi="Arial" w:cs="Arial"/>
+                <w:rFonts w:ascii="Arial" w:hAnsi="Arial" w:cs="Arial" w:eastAsia="Arial"/>
                 <w:sz w:val="21"/>
                 <w:szCs w:val="21"/>
               </w:rPr>
@@ -1108,16 +1108,16 @@
             <w:pPr>
               <w:ind w:left="3"/>
               <w:rPr>
-                <w:rFonts w:ascii="Arial" w:hAnsi="Arial" w:cs="Arial"/>
-                <w:b/>
-                <w:bCs/>
-                <w:sz w:val="21"/>
-                <w:szCs w:val="21"/>
-              </w:rPr>
-            </w:pPr>
-            <w:r>
-              <w:rPr>
-                <w:rFonts w:ascii="Arial" w:hAnsi="Arial" w:cs="Arial"/>
+                <w:rFonts w:ascii="Arial" w:hAnsi="Arial" w:cs="Arial" w:eastAsia="Arial"/>
+                <w:b/>
+                <w:bCs/>
+                <w:sz w:val="21"/>
+                <w:szCs w:val="21"/>
+              </w:rPr>
+            </w:pPr>
+            <w:r>
+              <w:rPr>
+                <w:rFonts w:ascii="Arial" w:hAnsi="Arial" w:cs="Arial" w:eastAsia="Arial"/>
                 <w:b/>
                 <w:bCs/>
                 <w:sz w:val="21"/>
@@ -1140,14 +1140,14 @@
           <w:p>
             <w:pPr>
               <w:rPr>
-                <w:rFonts w:ascii="Arial" w:hAnsi="Arial" w:cs="Arial"/>
-                <w:sz w:val="21"/>
-                <w:szCs w:val="21"/>
-              </w:rPr>
-            </w:pPr>
-            <w:r>
-              <w:rPr>
-                <w:rFonts w:ascii="Arial" w:hAnsi="Arial" w:cs="Arial"/>
+                <w:rFonts w:ascii="Arial" w:hAnsi="Arial" w:cs="Arial" w:eastAsia="Arial"/>
+                <w:sz w:val="21"/>
+                <w:szCs w:val="21"/>
+              </w:rPr>
+            </w:pPr>
+            <w:r>
+              <w:rPr>
+                <w:rFonts w:ascii="Arial" w:hAnsi="Arial" w:cs="Arial" w:eastAsia="Arial"/>
                 <w:sz w:val="21"/>
                 <w:szCs w:val="21"/>
               </w:rPr>
@@ -1174,16 +1174,16 @@
             <w:pPr>
               <w:ind w:left="3"/>
               <w:rPr>
-                <w:rFonts w:ascii="Arial" w:hAnsi="Arial" w:cs="Arial"/>
-                <w:b/>
-                <w:bCs/>
-                <w:sz w:val="21"/>
-                <w:szCs w:val="21"/>
-              </w:rPr>
-            </w:pPr>
-            <w:r>
-              <w:rPr>
-                <w:rFonts w:ascii="Arial" w:hAnsi="Arial" w:cs="Arial"/>
+                <w:rFonts w:ascii="Arial" w:hAnsi="Arial" w:cs="Arial" w:eastAsia="Arial"/>
+                <w:b/>
+                <w:bCs/>
+                <w:sz w:val="21"/>
+                <w:szCs w:val="21"/>
+              </w:rPr>
+            </w:pPr>
+            <w:r>
+              <w:rPr>
+                <w:rFonts w:ascii="Arial" w:hAnsi="Arial" w:cs="Arial" w:eastAsia="Arial"/>
                 <w:b/>
                 <w:bCs/>
                 <w:sz w:val="21"/>
@@ -1207,14 +1207,14 @@
             <w:pPr>
               <w:spacing w:line="240" w:lineRule="auto"/>
               <w:rPr>
-                <w:rFonts w:ascii="Arial" w:eastAsia="Times New Roman" w:hAnsi="Arial" w:cs="Arial"/>
-                <w:sz w:val="21"/>
-                <w:szCs w:val="21"/>
-              </w:rPr>
-            </w:pPr>
-            <w:r>
-              <w:rPr>
-                <w:rFonts w:ascii="Arial" w:hAnsi="Arial" w:cs="Arial"/>
+                <w:rFonts w:ascii="Arial" w:hAnsi="Arial" w:cs="Arial" w:eastAsia="Arial"/>
+                <w:sz w:val="21"/>
+                <w:szCs w:val="21"/>
+              </w:rPr>
+            </w:pPr>
+            <w:r>
+              <w:rPr>
+                <w:rFonts w:ascii="Arial" w:hAnsi="Arial" w:cs="Arial" w:eastAsia="Arial"/>
                 <w:sz w:val="21"/>
                 <w:szCs w:val="21"/>
               </w:rPr>
@@ -1224,7 +1224,7 @@
           <w:p>
             <w:pPr>
               <w:rPr>
-                <w:rFonts w:ascii="Arial" w:hAnsi="Arial" w:cs="Arial"/>
+                <w:rFonts w:ascii="Arial" w:hAnsi="Arial" w:cs="Arial" w:eastAsia="Arial"/>
                 <w:sz w:val="21"/>
                 <w:szCs w:val="21"/>
               </w:rPr>
@@ -1250,16 +1250,16 @@
             <w:pPr>
               <w:ind w:left="3"/>
               <w:rPr>
-                <w:rFonts w:ascii="Arial" w:hAnsi="Arial" w:cs="Arial"/>
-                <w:b/>
-                <w:bCs/>
-                <w:sz w:val="21"/>
-                <w:szCs w:val="21"/>
-              </w:rPr>
-            </w:pPr>
-            <w:r>
-              <w:rPr>
-                <w:rFonts w:ascii="Arial" w:hAnsi="Arial" w:cs="Arial"/>
+                <w:rFonts w:ascii="Arial" w:hAnsi="Arial" w:cs="Arial" w:eastAsia="Arial"/>
+                <w:b/>
+                <w:bCs/>
+                <w:sz w:val="21"/>
+                <w:szCs w:val="21"/>
+              </w:rPr>
+            </w:pPr>
+            <w:r>
+              <w:rPr>
+                <w:rFonts w:ascii="Arial" w:hAnsi="Arial" w:cs="Arial" w:eastAsia="Arial"/>
                 <w:b/>
                 <w:bCs/>
                 <w:sz w:val="21"/>
@@ -1283,14 +1283,14 @@
             <w:pPr>
               <w:spacing w:line="240" w:lineRule="auto"/>
               <w:rPr>
-                <w:rFonts w:ascii="Arial" w:hAnsi="Arial" w:cs="Arial"/>
-                <w:sz w:val="21"/>
-                <w:szCs w:val="21"/>
-              </w:rPr>
-            </w:pPr>
-            <w:r>
-              <w:rPr>
-                <w:rFonts w:ascii="Arial" w:hAnsi="Arial" w:cs="Arial"/>
+                <w:rFonts w:ascii="Arial" w:hAnsi="Arial" w:cs="Arial" w:eastAsia="Arial"/>
+                <w:sz w:val="21"/>
+                <w:szCs w:val="21"/>
+              </w:rPr>
+            </w:pPr>
+            <w:r>
+              <w:rPr>
+                <w:rFonts w:ascii="Arial" w:hAnsi="Arial" w:cs="Arial" w:eastAsia="Arial"/>
                 <w:sz w:val="21"/>
                 <w:szCs w:val="21"/>
               </w:rPr>
@@ -1317,16 +1317,16 @@
             <w:pPr>
               <w:ind w:left="3"/>
               <w:rPr>
-                <w:rFonts w:ascii="Arial" w:hAnsi="Arial" w:cs="Arial"/>
-                <w:b/>
-                <w:bCs/>
-                <w:sz w:val="21"/>
-                <w:szCs w:val="21"/>
-              </w:rPr>
-            </w:pPr>
-            <w:r>
-              <w:rPr>
-                <w:rFonts w:ascii="Arial" w:hAnsi="Arial" w:cs="Arial"/>
+                <w:rFonts w:ascii="Arial" w:hAnsi="Arial" w:cs="Arial" w:eastAsia="Arial"/>
+                <w:b/>
+                <w:bCs/>
+                <w:sz w:val="21"/>
+                <w:szCs w:val="21"/>
+              </w:rPr>
+            </w:pPr>
+            <w:r>
+              <w:rPr>
+                <w:rFonts w:ascii="Arial" w:hAnsi="Arial" w:cs="Arial" w:eastAsia="Arial"/>
                 <w:b/>
                 <w:bCs/>
                 <w:sz w:val="21"/>
@@ -1350,14 +1350,14 @@
             <w:pPr>
               <w:spacing w:line="240" w:lineRule="auto"/>
               <w:rPr>
-                <w:rFonts w:ascii="Arial" w:hAnsi="Arial" w:cs="Arial"/>
-                <w:sz w:val="21"/>
-                <w:szCs w:val="21"/>
-              </w:rPr>
-            </w:pPr>
-            <w:r>
-              <w:rPr>
-                <w:rFonts w:ascii="Arial" w:hAnsi="Arial" w:cs="Arial"/>
+                <w:rFonts w:ascii="Arial" w:hAnsi="Arial" w:cs="Arial" w:eastAsia="Arial"/>
+                <w:sz w:val="21"/>
+                <w:szCs w:val="21"/>
+              </w:rPr>
+            </w:pPr>
+            <w:r>
+              <w:rPr>
+                <w:rFonts w:ascii="Arial" w:hAnsi="Arial" w:cs="Arial" w:eastAsia="Arial"/>
                 <w:sz w:val="21"/>
                 <w:szCs w:val="21"/>
               </w:rPr>
@@ -1365,7 +1365,7 @@
             </w:r>
             <w:r>
               <w:rPr>
-                <w:rFonts w:ascii="Arial" w:hAnsi="Arial" w:cs="Arial"/>
+                <w:rFonts w:ascii="Arial" w:hAnsi="Arial" w:cs="Arial" w:eastAsia="Arial"/>
                 <w:sz w:val="21"/>
                 <w:szCs w:val="21"/>
               </w:rPr>
@@ -1445,10 +1445,10 @@
   <w:docDefaults>
     <w:rPrDefault>
       <w:rPr>
-        <w:rFonts w:asciiTheme="minorHAnsi" w:eastAsiaTheme="minorHAnsi" w:hAnsiTheme="minorHAnsi" w:cstheme="minorBidi"/>
+        <w:rFonts w:ascii="Arial" w:hAnsi="Arial" w:cs="Arial" w:eastAsia="Arial"/>
         <w:kern w:val="2"/>
-        <w:sz w:val="24"/>
-        <w:szCs w:val="24"/>
+        <w:sz w:val="21"/>
+        <w:szCs w:val="21"/>
         <w:lang w:val="en-IN" w:eastAsia="en-US" w:bidi="ar-SA"/>
         <w14:ligatures w14:val="standardContextual"/>
       </w:rPr>
@@ -1845,9 +1845,9 @@
       <w:spacing w:line="259" w:lineRule="auto"/>
     </w:pPr>
     <w:rPr>
-      <w:rFonts w:ascii="Calibri" w:eastAsia="Calibri" w:hAnsi="Calibri" w:cs="Calibri"/>
+      <w:rFonts w:ascii="Arial" w:hAnsi="Arial" w:cs="Arial" w:eastAsia="Arial"/>
       <w:color w:val="000000"/>
-      <w:sz w:val="22"/>
+      <w:sz w:val="21"/>
       <w:lang w:eastAsia="en-IN"/>
     </w:rPr>
   </w:style>
@@ -1866,10 +1866,10 @@
       <w:outlineLvl w:val="0"/>
     </w:pPr>
     <w:rPr>
-      <w:rFonts w:asciiTheme="majorHAnsi" w:eastAsiaTheme="majorEastAsia" w:hAnsiTheme="majorHAnsi" w:cstheme="majorBidi"/>
+      <w:rFonts w:ascii="Arial" w:hAnsi="Arial" w:cs="Arial" w:eastAsia="Arial"/>
       <w:color w:val="0F4761" w:themeColor="accent1" w:themeShade="BF"/>
-      <w:sz w:val="40"/>
-      <w:szCs w:val="40"/>
+      <w:sz w:val="21"/>
+      <w:szCs w:val="21"/>
       <w:lang w:eastAsia="en-US"/>
     </w:rPr>
   </w:style>
@@ -1890,10 +1890,10 @@
       <w:outlineLvl w:val="1"/>
     </w:pPr>
     <w:rPr>
-      <w:rFonts w:asciiTheme="majorHAnsi" w:eastAsiaTheme="majorEastAsia" w:hAnsiTheme="majorHAnsi" w:cstheme="majorBidi"/>
+      <w:rFonts w:ascii="Arial" w:hAnsi="Arial" w:cs="Arial" w:eastAsia="Arial"/>
       <w:color w:val="0F4761" w:themeColor="accent1" w:themeShade="BF"/>
-      <w:sz w:val="32"/>
-      <w:szCs w:val="32"/>
+      <w:sz w:val="21"/>
+      <w:szCs w:val="21"/>
       <w:lang w:eastAsia="en-US"/>
     </w:rPr>
   </w:style>
@@ -1914,10 +1914,10 @@
       <w:outlineLvl w:val="2"/>
     </w:pPr>
     <w:rPr>
-      <w:rFonts w:asciiTheme="minorHAnsi" w:eastAsiaTheme="majorEastAsia" w:hAnsiTheme="minorHAnsi" w:cstheme="majorBidi"/>
+      <w:rFonts w:ascii="Arial" w:hAnsi="Arial" w:cs="Arial" w:eastAsia="Arial"/>
       <w:color w:val="0F4761" w:themeColor="accent1" w:themeShade="BF"/>
-      <w:sz w:val="28"/>
-      <w:szCs w:val="28"/>
+      <w:sz w:val="21"/>
+      <w:szCs w:val="21"/>
       <w:lang w:eastAsia="en-US"/>
     </w:rPr>
   </w:style>
@@ -1938,11 +1938,11 @@
       <w:outlineLvl w:val="3"/>
     </w:pPr>
     <w:rPr>
-      <w:rFonts w:asciiTheme="minorHAnsi" w:eastAsiaTheme="majorEastAsia" w:hAnsiTheme="minorHAnsi" w:cstheme="majorBidi"/>
+      <w:rFonts w:ascii="Arial" w:hAnsi="Arial" w:cs="Arial" w:eastAsia="Arial"/>
       <w:i/>
       <w:iCs/>
       <w:color w:val="0F4761" w:themeColor="accent1" w:themeShade="BF"/>
-      <w:sz w:val="24"/>
+      <w:sz w:val="21"/>
       <w:lang w:eastAsia="en-US"/>
     </w:rPr>
   </w:style>
@@ -1963,9 +1963,9 @@
       <w:outlineLvl w:val="4"/>
     </w:pPr>
     <w:rPr>
-      <w:rFonts w:asciiTheme="minorHAnsi" w:eastAsiaTheme="majorEastAsia" w:hAnsiTheme="minorHAnsi" w:cstheme="majorBidi"/>
+      <w:rFonts w:ascii="Arial" w:hAnsi="Arial" w:cs="Arial" w:eastAsia="Arial"/>
       <w:color w:val="0F4761" w:themeColor="accent1" w:themeShade="BF"/>
-      <w:sz w:val="24"/>
+      <w:sz w:val="21"/>
       <w:lang w:eastAsia="en-US"/>
     </w:rPr>
   </w:style>
@@ -1986,11 +1986,11 @@
       <w:outlineLvl w:val="5"/>
     </w:pPr>
     <w:rPr>
-      <w:rFonts w:asciiTheme="minorHAnsi" w:eastAsiaTheme="majorEastAsia" w:hAnsiTheme="minorHAnsi" w:cstheme="majorBidi"/>
+      <w:rFonts w:ascii="Arial" w:hAnsi="Arial" w:cs="Arial" w:eastAsia="Arial"/>
       <w:i/>
       <w:iCs/>
       <w:color w:val="595959" w:themeColor="text1" w:themeTint="A6"/>
-      <w:sz w:val="24"/>
+      <w:sz w:val="21"/>
       <w:lang w:eastAsia="en-US"/>
     </w:rPr>
   </w:style>
@@ -2011,9 +2011,9 @@
       <w:outlineLvl w:val="6"/>
     </w:pPr>
     <w:rPr>
-      <w:rFonts w:asciiTheme="minorHAnsi" w:eastAsiaTheme="majorEastAsia" w:hAnsiTheme="minorHAnsi" w:cstheme="majorBidi"/>
+      <w:rFonts w:ascii="Arial" w:hAnsi="Arial" w:cs="Arial" w:eastAsia="Arial"/>
       <w:color w:val="595959" w:themeColor="text1" w:themeTint="A6"/>
-      <w:sz w:val="24"/>
+      <w:sz w:val="21"/>
       <w:lang w:eastAsia="en-US"/>
     </w:rPr>
   </w:style>
@@ -2034,11 +2034,11 @@
       <w:outlineLvl w:val="7"/>
     </w:pPr>
     <w:rPr>
-      <w:rFonts w:asciiTheme="minorHAnsi" w:eastAsiaTheme="majorEastAsia" w:hAnsiTheme="minorHAnsi" w:cstheme="majorBidi"/>
+      <w:rFonts w:ascii="Arial" w:hAnsi="Arial" w:cs="Arial" w:eastAsia="Arial"/>
       <w:i/>
       <w:iCs/>
       <w:color w:val="272727" w:themeColor="text1" w:themeTint="D8"/>
-      <w:sz w:val="24"/>
+      <w:sz w:val="21"/>
       <w:lang w:eastAsia="en-US"/>
     </w:rPr>
   </w:style>
@@ -2059,9 +2059,9 @@
       <w:outlineLvl w:val="8"/>
     </w:pPr>
     <w:rPr>
-      <w:rFonts w:asciiTheme="minorHAnsi" w:eastAsiaTheme="majorEastAsia" w:hAnsiTheme="minorHAnsi" w:cstheme="majorBidi"/>
+      <w:rFonts w:ascii="Arial" w:hAnsi="Arial" w:cs="Arial" w:eastAsia="Arial"/>
       <w:color w:val="272727" w:themeColor="text1" w:themeTint="D8"/>
-      <w:sz w:val="24"/>
+      <w:sz w:val="21"/>
       <w:lang w:eastAsia="en-US"/>
     </w:rPr>
   </w:style>
@@ -2099,10 +2099,10 @@
     <w:uiPriority w:val="9"/>
     <w:rsid w:val="00C44E90"/>
     <w:rPr>
-      <w:rFonts w:asciiTheme="majorHAnsi" w:eastAsiaTheme="majorEastAsia" w:hAnsiTheme="majorHAnsi" w:cstheme="majorBidi"/>
+      <w:rFonts w:ascii="Arial" w:hAnsi="Arial" w:cs="Arial" w:eastAsia="Arial"/>
       <w:color w:val="0F4761" w:themeColor="accent1" w:themeShade="BF"/>
-      <w:sz w:val="40"/>
-      <w:szCs w:val="40"/>
+      <w:sz w:val="21"/>
+      <w:szCs w:val="21"/>
     </w:rPr>
   </w:style>
   <w:style w:type="character" w:customStyle="1" w:styleId="Heading2Char">
@@ -2113,10 +2113,10 @@
     <w:semiHidden/>
     <w:rsid w:val="00C44E90"/>
     <w:rPr>
-      <w:rFonts w:asciiTheme="majorHAnsi" w:eastAsiaTheme="majorEastAsia" w:hAnsiTheme="majorHAnsi" w:cstheme="majorBidi"/>
+      <w:rFonts w:ascii="Arial" w:hAnsi="Arial" w:cs="Arial" w:eastAsia="Arial"/>
       <w:color w:val="0F4761" w:themeColor="accent1" w:themeShade="BF"/>
-      <w:sz w:val="32"/>
-      <w:szCs w:val="32"/>
+      <w:sz w:val="21"/>
+      <w:szCs w:val="21"/>
     </w:rPr>
   </w:style>
   <w:style w:type="character" w:customStyle="1" w:styleId="Heading3Char">
@@ -2127,10 +2127,10 @@
     <w:semiHidden/>
     <w:rsid w:val="00C44E90"/>
     <w:rPr>
-      <w:rFonts w:eastAsiaTheme="majorEastAsia" w:cstheme="majorBidi"/>
+      <w:rFonts w:ascii="Arial" w:hAnsi="Arial" w:cs="Arial" w:eastAsia="Arial"/>
       <w:color w:val="0F4761" w:themeColor="accent1" w:themeShade="BF"/>
-      <w:sz w:val="28"/>
-      <w:szCs w:val="28"/>
+      <w:sz w:val="21"/>
+      <w:szCs w:val="21"/>
     </w:rPr>
   </w:style>
   <w:style w:type="character" w:customStyle="1" w:styleId="Heading4Char">
@@ -2141,7 +2141,7 @@
     <w:semiHidden/>
     <w:rsid w:val="00C44E90"/>
     <w:rPr>
-      <w:rFonts w:eastAsiaTheme="majorEastAsia" w:cstheme="majorBidi"/>
+      <w:rFonts w:ascii="Arial" w:hAnsi="Arial" w:cs="Arial" w:eastAsia="Arial"/>
       <w:i/>
       <w:iCs/>
       <w:color w:val="0F4761" w:themeColor="accent1" w:themeShade="BF"/>
@@ -2155,7 +2155,7 @@
     <w:semiHidden/>
     <w:rsid w:val="00C44E90"/>
     <w:rPr>
-      <w:rFonts w:eastAsiaTheme="majorEastAsia" w:cstheme="majorBidi"/>
+      <w:rFonts w:ascii="Arial" w:hAnsi="Arial" w:cs="Arial" w:eastAsia="Arial"/>
       <w:color w:val="0F4761" w:themeColor="accent1" w:themeShade="BF"/>
     </w:rPr>
   </w:style>
@@ -2167,7 +2167,7 @@
     <w:semiHidden/>
     <w:rsid w:val="00C44E90"/>
     <w:rPr>
-      <w:rFonts w:eastAsiaTheme="majorEastAsia" w:cstheme="majorBidi"/>
+      <w:rFonts w:ascii="Arial" w:hAnsi="Arial" w:cs="Arial" w:eastAsia="Arial"/>
       <w:i/>
       <w:iCs/>
       <w:color w:val="595959" w:themeColor="text1" w:themeTint="A6"/>
@@ -2181,7 +2181,7 @@
     <w:semiHidden/>
     <w:rsid w:val="00C44E90"/>
     <w:rPr>
-      <w:rFonts w:eastAsiaTheme="majorEastAsia" w:cstheme="majorBidi"/>
+      <w:rFonts w:ascii="Arial" w:hAnsi="Arial" w:cs="Arial" w:eastAsia="Arial"/>
       <w:color w:val="595959" w:themeColor="text1" w:themeTint="A6"/>
     </w:rPr>
   </w:style>
@@ -2193,7 +2193,7 @@
     <w:semiHidden/>
     <w:rsid w:val="00C44E90"/>
     <w:rPr>
-      <w:rFonts w:eastAsiaTheme="majorEastAsia" w:cstheme="majorBidi"/>
+      <w:rFonts w:ascii="Arial" w:hAnsi="Arial" w:cs="Arial" w:eastAsia="Arial"/>
       <w:i/>
       <w:iCs/>
       <w:color w:val="272727" w:themeColor="text1" w:themeTint="D8"/>
@@ -2207,7 +2207,7 @@
     <w:semiHidden/>
     <w:rsid w:val="00C44E90"/>
     <w:rPr>
-      <w:rFonts w:eastAsiaTheme="majorEastAsia" w:cstheme="majorBidi"/>
+      <w:rFonts w:ascii="Arial" w:hAnsi="Arial" w:cs="Arial" w:eastAsia="Arial"/>
       <w:color w:val="272727" w:themeColor="text1" w:themeTint="D8"/>
     </w:rPr>
   </w:style>
@@ -2224,12 +2224,12 @@
       <w:contextualSpacing/>
     </w:pPr>
     <w:rPr>
-      <w:rFonts w:asciiTheme="majorHAnsi" w:eastAsiaTheme="majorEastAsia" w:hAnsiTheme="majorHAnsi" w:cstheme="majorBidi"/>
+      <w:rFonts w:ascii="Arial" w:hAnsi="Arial" w:cs="Arial" w:eastAsia="Arial"/>
       <w:color w:val="auto"/>
       <w:spacing w:val="-10"/>
       <w:kern w:val="28"/>
-      <w:sz w:val="56"/>
-      <w:szCs w:val="56"/>
+      <w:sz w:val="21"/>
+      <w:szCs w:val="21"/>
       <w:lang w:eastAsia="en-US"/>
     </w:rPr>
   </w:style>
@@ -2240,11 +2240,11 @@
     <w:uiPriority w:val="10"/>
     <w:rsid w:val="00C44E90"/>
     <w:rPr>
-      <w:rFonts w:asciiTheme="majorHAnsi" w:eastAsiaTheme="majorEastAsia" w:hAnsiTheme="majorHAnsi" w:cstheme="majorBidi"/>
+      <w:rFonts w:ascii="Arial" w:hAnsi="Arial" w:cs="Arial" w:eastAsia="Arial"/>
       <w:spacing w:val="-10"/>
       <w:kern w:val="28"/>
-      <w:sz w:val="56"/>
-      <w:szCs w:val="56"/>
+      <w:sz w:val="21"/>
+      <w:szCs w:val="21"/>
     </w:rPr>
   </w:style>
   <w:style w:type="paragraph" w:styleId="Subtitle">
@@ -2262,11 +2262,11 @@
       <w:spacing w:line="278" w:lineRule="auto"/>
     </w:pPr>
     <w:rPr>
-      <w:rFonts w:asciiTheme="minorHAnsi" w:eastAsiaTheme="majorEastAsia" w:hAnsiTheme="minorHAnsi" w:cstheme="majorBidi"/>
+      <w:rFonts w:ascii="Arial" w:hAnsi="Arial" w:cs="Arial" w:eastAsia="Arial"/>
       <w:color w:val="595959" w:themeColor="text1" w:themeTint="A6"/>
       <w:spacing w:val="15"/>
-      <w:sz w:val="28"/>
-      <w:szCs w:val="28"/>
+      <w:sz w:val="21"/>
+      <w:szCs w:val="21"/>
       <w:lang w:eastAsia="en-US"/>
     </w:rPr>
   </w:style>
@@ -2277,11 +2277,11 @@
     <w:uiPriority w:val="11"/>
     <w:rsid w:val="00C44E90"/>
     <w:rPr>
-      <w:rFonts w:eastAsiaTheme="majorEastAsia" w:cstheme="majorBidi"/>
+      <w:rFonts w:ascii="Arial" w:hAnsi="Arial" w:cs="Arial" w:eastAsia="Arial"/>
       <w:color w:val="595959" w:themeColor="text1" w:themeTint="A6"/>
       <w:spacing w:val="15"/>
-      <w:sz w:val="28"/>
-      <w:szCs w:val="28"/>
+      <w:sz w:val="21"/>
+      <w:szCs w:val="21"/>
     </w:rPr>
   </w:style>
   <w:style w:type="paragraph" w:styleId="Quote">
@@ -2297,11 +2297,11 @@
       <w:jc w:val="center"/>
     </w:pPr>
     <w:rPr>
-      <w:rFonts w:asciiTheme="minorHAnsi" w:eastAsiaTheme="minorHAnsi" w:hAnsiTheme="minorHAnsi" w:cstheme="minorBidi"/>
+      <w:rFonts w:ascii="Arial" w:hAnsi="Arial" w:cs="Arial" w:eastAsia="Arial"/>
       <w:i/>
       <w:iCs/>
       <w:color w:val="404040" w:themeColor="text1" w:themeTint="BF"/>
-      <w:sz w:val="24"/>
+      <w:sz w:val="21"/>
       <w:lang w:eastAsia="en-US"/>
     </w:rPr>
   </w:style>
@@ -2329,9 +2329,9 @@
       <w:contextualSpacing/>
     </w:pPr>
     <w:rPr>
-      <w:rFonts w:asciiTheme="minorHAnsi" w:eastAsiaTheme="minorHAnsi" w:hAnsiTheme="minorHAnsi" w:cstheme="minorBidi"/>
+      <w:rFonts w:ascii="Arial" w:hAnsi="Arial" w:cs="Arial" w:eastAsia="Arial"/>
       <w:color w:val="auto"/>
-      <w:sz w:val="24"/>
+      <w:sz w:val="21"/>
       <w:lang w:eastAsia="en-US"/>
     </w:rPr>
   </w:style>
@@ -2365,11 +2365,11 @@
       <w:jc w:val="center"/>
     </w:pPr>
     <w:rPr>
-      <w:rFonts w:asciiTheme="minorHAnsi" w:eastAsiaTheme="minorHAnsi" w:hAnsiTheme="minorHAnsi" w:cstheme="minorBidi"/>
+      <w:rFonts w:ascii="Arial" w:hAnsi="Arial" w:cs="Arial" w:eastAsia="Arial"/>
       <w:i/>
       <w:iCs/>
       <w:color w:val="0F4761" w:themeColor="accent1" w:themeShade="BF"/>
-      <w:sz w:val="24"/>
+      <w:sz w:val="21"/>
       <w:lang w:eastAsia="en-US"/>
     </w:rPr>
   </w:style>
@@ -2406,7 +2406,7 @@
       <w:spacing w:after="0" w:line="240" w:lineRule="auto"/>
     </w:pPr>
     <w:rPr>
-      <w:rFonts w:eastAsiaTheme="minorEastAsia"/>
+      <w:rFonts w:ascii="Arial" w:hAnsi="Arial" w:cs="Arial" w:eastAsia="Arial"/>
       <w:lang w:eastAsia="en-IN"/>
     </w:rPr>
     <w:tblPr>
@@ -2440,9 +2440,9 @@
     <w:uiPriority w:val="99"/>
     <w:rsid w:val="006004F0"/>
     <w:rPr>
-      <w:rFonts w:ascii="Calibri" w:eastAsia="Calibri" w:hAnsi="Calibri" w:cs="Calibri"/>
+      <w:rFonts w:ascii="Arial" w:hAnsi="Arial" w:cs="Arial" w:eastAsia="Arial"/>
       <w:color w:val="000000"/>
-      <w:sz w:val="22"/>
+      <w:sz w:val="21"/>
       <w:lang w:eastAsia="en-IN"/>
     </w:rPr>
   </w:style>
@@ -2468,9 +2468,9 @@
     <w:uiPriority w:val="99"/>
     <w:rsid w:val="006004F0"/>
     <w:rPr>
-      <w:rFonts w:ascii="Calibri" w:eastAsia="Calibri" w:hAnsi="Calibri" w:cs="Calibri"/>
+      <w:rFonts w:ascii="Arial" w:hAnsi="Arial" w:cs="Arial" w:eastAsia="Arial"/>
       <w:color w:val="000000"/>
-      <w:sz w:val="22"/>
+      <w:sz w:val="21"/>
       <w:lang w:eastAsia="en-IN"/>
     </w:rPr>
   </w:style>
